--- a/docs/decisions/제련·정련 업무 내용 확인 요청.docx
+++ b/docs/decisions/제련·정련 업무 내용 확인 요청.docx
@@ -3748,6 +3748,21 @@
           <w:szCs w:val="18"/>
         </w:rPr>
         <w:t xml:space="preserve">황산      1.1 %</w:t>
+      </w:r>
+    </w:p>
+    <w:p>
+      <w:pPr>
+        <w:spacing w:after="160"/>
+        <w:ind w:left="200"/>
+      </w:pPr>
+      <w:r>
+        <w:rPr>
+          <w:rFonts w:ascii="맑은 고딕" w:cs="맑은 고딕" w:eastAsia="맑은 고딕" w:hAnsi="맑은 고딕"/>
+          <w:color w:val="555555"/>
+          <w:sz w:val="18"/>
+          <w:szCs w:val="18"/>
+        </w:rPr>
+        <w:t xml:space="preserve">※ 데이터를 여시면 다르게 보입니다. 위 비중은 실제 품목끼리만 계산한 것입니다. 키트에는 데이터 양을 채우려고 넣은 이름 없는 완제품(MAT-FI-0011 같은 것) 35 종이 함께 들어 있고, 그것이 전체 매출의 99% 를 차지합니다. 그것은 무시하고 보십시오 — 산업과 무관한 자리 채우기입니다.</w:t>
       </w:r>
     </w:p>
     <w:tbl>

--- a/docs/decisions/제련·정련 업무 내용 확인 요청.docx
+++ b/docs/decisions/제련·정련 업무 내용 확인 요청.docx
@@ -3717,7 +3717,7 @@
           <w:sz w:val="18"/>
           <w:szCs w:val="18"/>
         </w:rPr>
-        <w:t xml:space="preserve">전기동   85.1 %</w:t>
+        <w:t xml:space="preserve">전기동          80.0 %</w:t>
       </w:r>
     </w:p>
     <w:p>
@@ -3732,13 +3732,13 @@
           <w:sz w:val="18"/>
           <w:szCs w:val="18"/>
         </w:rPr>
-        <w:t xml:space="preserve">금       13.8 %</w:t>
+        <w:t xml:space="preserve">금               7.3 %</w:t>
       </w:r>
     </w:p>
     <w:p>
       <w:pPr>
         <w:shd w:fill="F2F2F2" w:val="clear"/>
-        <w:spacing w:after="160"/>
+        <w:spacing w:after="0"/>
         <w:ind w:left="340"/>
       </w:pPr>
       <w:r>
@@ -3747,7 +3747,22 @@
           <w:sz w:val="18"/>
           <w:szCs w:val="18"/>
         </w:rPr>
-        <w:t xml:space="preserve">황산      1.1 %</w:t>
+        <w:t xml:space="preserve">황산             1.0 %</w:t>
+      </w:r>
+    </w:p>
+    <w:p>
+      <w:pPr>
+        <w:shd w:fill="F2F2F2" w:val="clear"/>
+        <w:spacing w:after="160"/>
+        <w:ind w:left="340"/>
+      </w:pPr>
+      <w:r>
+        <w:rPr>
+          <w:rFonts w:ascii="D2Coding" w:cs="D2Coding" w:eastAsia="D2Coding" w:hAnsi="D2Coding"/>
+          <w:sz w:val="18"/>
+          <w:szCs w:val="18"/>
+        </w:rPr>
+        <w:t xml:space="preserve">그 밖의 제품     11.7 %   ← 볼륨을 채우려고 넣은 이름 없는 품목 35 종입니다</w:t>
       </w:r>
     </w:p>
     <w:p>
@@ -3762,7 +3777,7 @@
           <w:sz w:val="18"/>
           <w:szCs w:val="18"/>
         </w:rPr>
-        <w:t xml:space="preserve">※ 데이터를 여시면 다르게 보입니다. 위 비중은 실제 품목끼리만 계산한 것입니다. 키트에는 데이터 양을 채우려고 넣은 이름 없는 완제품(MAT-FI-0011 같은 것) 35 종이 함께 들어 있고, 그것이 전체 매출의 99% 를 차지합니다. 그것은 무시하고 보십시오 — 산업과 무관한 자리 채우기입니다.</w:t>
+        <w:t xml:space="preserve">※ 금 비중을 처음에 13.8 % 로 적어 드렸는데 틀렸습니다. 만드는 양보다 많이 파는 데이터였습니다(산출 197 kg · 판매 259 kg). 산출대로 팔게 고치니 7.3 % 가 됐습니다 — 전기동 1 톤(9,500)에 금 10 g(790)이니 계산과도 맞습니다.</w:t>
       </w:r>
     </w:p>
     <w:tbl>
